--- a/public/assets/documentos/entrega.docx
+++ b/public/assets/documentos/entrega.docx
@@ -710,16 +710,8 @@
               <w:rPr>
                 <w:rFonts w:asciiTheme="minorHAnsi" w:hAnsiTheme="minorHAnsi" w:cstheme="minorHAnsi"/>
               </w:rPr>
-              <w:t>{#</w:t>
-            </w:r>
-            <w:proofErr w:type="gramStart"/>
-            <w:r>
-              <w:rPr>
-                <w:rFonts w:asciiTheme="minorHAnsi" w:hAnsiTheme="minorHAnsi" w:cstheme="minorHAnsi"/>
-              </w:rPr>
-              <w:t>equipos}{</w:t>
-            </w:r>
-            <w:proofErr w:type="gramEnd"/>
+              <w:t>{#equipos}{</w:t>
+            </w:r>
             <w:r>
               <w:rPr>
                 <w:rFonts w:asciiTheme="minorHAnsi" w:hAnsiTheme="minorHAnsi" w:cstheme="minorHAnsi"/>
@@ -1020,14 +1012,12 @@
               </w:rPr>
               <w:t>{</w:t>
             </w:r>
-            <w:proofErr w:type="spellStart"/>
             <w:r>
               <w:rPr>
                 <w:rFonts w:asciiTheme="minorHAnsi" w:hAnsiTheme="minorHAnsi" w:cstheme="minorHAnsi"/>
               </w:rPr>
               <w:t>codigo</w:t>
             </w:r>
-            <w:proofErr w:type="spellEnd"/>
             <w:r>
               <w:rPr>
                 <w:rFonts w:asciiTheme="minorHAnsi" w:hAnsiTheme="minorHAnsi" w:cstheme="minorHAnsi"/>
@@ -1443,74 +1433,6 @@
             <w:r>
               <w:rPr>
                 <w:rFonts w:asciiTheme="minorHAnsi" w:hAnsiTheme="minorHAnsi" w:cstheme="minorHAnsi"/>
-                <w:noProof/>
-              </w:rPr>
-              <w:drawing>
-                <wp:anchor distT="0" distB="0" distL="114300" distR="114300" simplePos="0" relativeHeight="251659264" behindDoc="0" locked="0" layoutInCell="1" allowOverlap="1" wp14:anchorId="14ABE841" wp14:editId="06E88DCD">
-                  <wp:simplePos x="0" y="0"/>
-                  <wp:positionH relativeFrom="column">
-                    <wp:posOffset>755650</wp:posOffset>
-                  </wp:positionH>
-                  <wp:positionV relativeFrom="paragraph">
-                    <wp:posOffset>-611505</wp:posOffset>
-                  </wp:positionV>
-                  <wp:extent cx="1268095" cy="1295400"/>
-                  <wp:effectExtent l="0" t="0" r="0" b="0"/>
-                  <wp:wrapNone/>
-                  <wp:docPr id="2" name="Imagen 2"/>
-                  <wp:cNvGraphicFramePr>
-                    <a:graphicFrameLocks xmlns:a="http://schemas.openxmlformats.org/drawingml/2006/main" noChangeAspect="1"/>
-                  </wp:cNvGraphicFramePr>
-                  <a:graphic xmlns:a="http://schemas.openxmlformats.org/drawingml/2006/main">
-                    <a:graphicData uri="http://schemas.openxmlformats.org/drawingml/2006/picture">
-                      <pic:pic xmlns:pic="http://schemas.openxmlformats.org/drawingml/2006/picture">
-                        <pic:nvPicPr>
-                          <pic:cNvPr id="0" name="Picture 3"/>
-                          <pic:cNvPicPr>
-                            <a:picLocks noChangeAspect="1" noChangeArrowheads="1"/>
-                          </pic:cNvPicPr>
-                        </pic:nvPicPr>
-                        <pic:blipFill>
-                          <a:blip r:embed="rId6" cstate="print">
-                            <a:extLst>
-                              <a:ext uri="{28A0092B-C50C-407E-A947-70E740481C1C}">
-                                <a14:useLocalDpi xmlns:a14="http://schemas.microsoft.com/office/drawing/2010/main" val="0"/>
-                              </a:ext>
-                            </a:extLst>
-                          </a:blip>
-                          <a:srcRect/>
-                          <a:stretch>
-                            <a:fillRect/>
-                          </a:stretch>
-                        </pic:blipFill>
-                        <pic:spPr bwMode="auto">
-                          <a:xfrm>
-                            <a:off x="0" y="0"/>
-                            <a:ext cx="1268095" cy="1295400"/>
-                          </a:xfrm>
-                          <a:prstGeom prst="rect">
-                            <a:avLst/>
-                          </a:prstGeom>
-                          <a:noFill/>
-                          <a:ln>
-                            <a:noFill/>
-                          </a:ln>
-                        </pic:spPr>
-                      </pic:pic>
-                    </a:graphicData>
-                  </a:graphic>
-                  <wp14:sizeRelH relativeFrom="page">
-                    <wp14:pctWidth>0</wp14:pctWidth>
-                  </wp14:sizeRelH>
-                  <wp14:sizeRelV relativeFrom="page">
-                    <wp14:pctHeight>0</wp14:pctHeight>
-                  </wp14:sizeRelV>
-                </wp:anchor>
-              </w:drawing>
-            </w:r>
-            <w:r>
-              <w:rPr>
-                <w:rFonts w:asciiTheme="minorHAnsi" w:hAnsiTheme="minorHAnsi" w:cstheme="minorHAnsi"/>
                 <w:b/>
                 <w:bCs/>
                 <w:sz w:val="24"/>
@@ -1533,24 +1455,26 @@
                 <w:rFonts w:asciiTheme="minorHAnsi" w:hAnsiTheme="minorHAnsi" w:cstheme="minorHAnsi"/>
                 <w:b/>
                 <w:bCs/>
-              </w:rPr>
-              <w:t>ADRIAN HUANACUNI BONIFACIO</w:t>
-            </w:r>
-          </w:p>
-          <w:p>
-            <w:pPr>
-              <w:jc w:val="center"/>
-              <w:rPr>
-                <w:rFonts w:asciiTheme="minorHAnsi" w:hAnsiTheme="minorHAnsi" w:cstheme="minorHAnsi"/>
-                <w:sz w:val="22"/>
-                <w:szCs w:val="22"/>
-              </w:rPr>
-            </w:pPr>
-            <w:r>
-              <w:rPr>
-                <w:rFonts w:asciiTheme="minorHAnsi" w:hAnsiTheme="minorHAnsi" w:cstheme="minorHAnsi"/>
-              </w:rPr>
-              <w:t>ASISTENTE DE SISTEMAS</w:t>
+                <w:sz w:val="22"/>
+                <w:szCs w:val="22"/>
+              </w:rPr>
+              <w:t>{nombreEncargado}</w:t>
+            </w:r>
+            <w:r>
+              <w:rPr>
+                <w:rFonts w:asciiTheme="minorHAnsi" w:hAnsiTheme="minorHAnsi" w:cstheme="minorHAnsi"/>
+                <w:sz w:val="22"/>
+                <w:szCs w:val="22"/>
+              </w:rPr>
+              <w:br/>
+            </w:r>
+            <w:r>
+              <w:rPr>
+                <w:rFonts w:asciiTheme="minorHAnsi" w:hAnsiTheme="minorHAnsi" w:cstheme="minorHAnsi"/>
+                <w:sz w:val="22"/>
+                <w:szCs w:val="22"/>
+              </w:rPr>
+              <w:t>{cargoEncargado}</w:t>
             </w:r>
           </w:p>
         </w:tc>
@@ -1583,6 +1507,8 @@
               <w:jc w:val="center"/>
               <w:rPr>
                 <w:rFonts w:asciiTheme="minorHAnsi" w:hAnsiTheme="minorHAnsi" w:cstheme="minorHAnsi"/>
+                <w:b/>
+                <w:bCs/>
                 <w:sz w:val="22"/>
                 <w:szCs w:val="22"/>
               </w:rPr>
@@ -1590,6 +1516,8 @@
             <w:r>
               <w:rPr>
                 <w:rFonts w:asciiTheme="minorHAnsi" w:hAnsiTheme="minorHAnsi" w:cstheme="minorHAnsi"/>
+                <w:b/>
+                <w:bCs/>
                 <w:sz w:val="22"/>
                 <w:szCs w:val="22"/>
               </w:rPr>
